--- a/template/eoy_pgy4.docx
+++ b/template/eoy_pgy4.docx
@@ -136,7 +136,23 @@
           <w:sz w:val="24"/>
           <w:szCs w:val="24"/>
         </w:rPr>
-        <w:t xml:space="preserve">for the Combined Internal Medicine and Pediatrics Residency Training Programs convened in </w:t>
+        <w:t xml:space="preserve">for the Combined Internal Medicine and Pediatrics Residency Training Programs convened </w:t>
+      </w:r>
+      <w:r>
+        <w:rPr>
+          <w:rFonts w:ascii="Times New Roman" w:hAnsi="Times New Roman" w:cs="Times New Roman"/>
+          <w:sz w:val="24"/>
+          <w:szCs w:val="24"/>
+        </w:rPr>
+        <w:t>o</w:t>
+      </w:r>
+      <w:r>
+        <w:rPr>
+          <w:rFonts w:ascii="Times New Roman" w:hAnsi="Times New Roman" w:cs="Times New Roman"/>
+          <w:sz w:val="24"/>
+          <w:szCs w:val="24"/>
+        </w:rPr>
+        <w:t xml:space="preserve">n </w:t>
       </w:r>
       <w:r>
         <w:rPr>
@@ -962,7 +978,7 @@
                                   </pic:cNvPicPr>
                                 </pic:nvPicPr>
                                 <pic:blipFill>
-                                  <a:blip r:embed="rId2">
+                                  <a:blip r:embed="rId1">
                                     <a:extLst>
                                       <a:ext uri="{28A0092B-C50C-407E-A947-70E740481C1C}">
                                         <a14:useLocalDpi xmlns:a14="http://schemas.microsoft.com/office/drawing/2010/main" val="0"/>
@@ -1118,7 +1134,7 @@
                   </pic:cNvPicPr>
                 </pic:nvPicPr>
                 <pic:blipFill>
-                  <a:blip r:embed="rId3"/>
+                  <a:blip r:embed="rId2"/>
                   <a:stretch>
                     <a:fillRect/>
                   </a:stretch>
